--- a/mau/Mau-ngan-hang-cau-hoi.docx
+++ b/mau/Mau-ngan-hang-cau-hoi.docx
@@ -52,10 +52,10 @@
           <w:bCs/>
           <w:color w:val="23328C"/>
         </w:rPr>
-        <w:t xml:space="preserve">Lưu ý: </w:t>
-      </w:r>
-      <w:r>
-        <w:t xml:space="preserve">phần hướng dẫn này nằm trước dòng </w:t>
+        <w:t xml:space="preserve">Cách dùng mẫu: </w:t>
+      </w:r>
+      <w:r>
+        <w:t xml:space="preserve">công cụ tự bỏ qua mọi thứ đứng trước dòng </w:t>
       </w:r>
       <w:r>
         <w:rPr>
@@ -65,7 +65,7 @@
         <w:t xml:space="preserve">NGÂN HÀNG:</w:t>
       </w:r>
       <w:r>
-        <w:t xml:space="preserve"> đầu tiên nên công cụ tự bỏ qua — có thể giữ nguyên hoặc xoá. Từ trang sau là hai ngân hàng ví dụ (Toán 12 và Tiếng Anh) có đủ mọi loại câu; thầy cô xoá các câu ví dụ rồi soạn câu hỏi của mình theo đúng cách trình bày đó.</w:t>
+        <w:t xml:space="preserve"> đầu tiên, nên các trang hướng dẫn này giữ lại hay xoá đi đều được. Sau phần hướng dẫn là hai ngân hàng ví dụ (Toán 12, Tiếng Anh) có đủ mọi loại câu: thầy cô sửa tên ngân hàng, xoá các câu ví dụ rồi soạn câu hỏi của mình theo đúng cách trình bày đó.</w:t>
       </w:r>
     </w:p>
     <w:p>
@@ -142,7 +142,7 @@
         <w:t xml:space="preserve"> </w:t>
       </w:r>
       <w:r>
-        <w:t xml:space="preserve">vào công cụ Ngân hàng câu hỏi Canvas: kéo thả tệp .docx vào trang (có thể nạp cùng lúc tệp Excel theo mẫu hoặc gói SCORM).</w:t>
+        <w:t xml:space="preserve">vào công cụ Ngân hàng câu hỏi Canvas: lưu dưới dạng Word (.docx) rồi kéo thả tệp vào trang công cụ (nạp cùng lúc được nhiều tệp Word, tệp Excel theo mẫu hoặc gói SCORM).</w:t>
       </w:r>
     </w:p>
     <w:p>
@@ -197,10 +197,7 @@
         <w:t xml:space="preserve">Nhập vào Canvas</w:t>
       </w:r>
       <w:r>
-        <w:t xml:space="preserve"> </w:t>
-      </w:r>
-      <w:r>
-        <w:t xml:space="preserve">bằng nút Tải gói QTI, rồi làm theo hướng dẫn hiện trên công cụ — New Quizzes: Item Banks → ⋮ → Import Content; Classic Quizzes: Settings → Import Course Content → QTI .zip file.</w:t>
+        <w:t xml:space="preserve">: bấm Tải gói QTI rồi làm theo hướng dẫn hiện ngay dưới nút. New Quizzes (khuyên dùng): trong khoá học mở Ngân Hàng Câu Hỏi (Item Banks) → mở một ngân hàng còn trống → ⋮ → Import Content → chọn tệp .zip. Classic Quizzes: Cài Đặt → Nhập Nội Dung Khóa Học (Settings → Import Course Content) → Tập tin .zip QTI (QTI .zip file).</w:t>
       </w:r>
     </w:p>
     <w:p>
@@ -461,7 +458,7 @@
               <w:pStyle w:val="BangHD"/>
             </w:pPr>
             <w:r>
-              <w:t xml:space="preserve">Tiêu đề phần. Tên phần có “đúng sai”, “trả lời ngắn” hoặc “tự luận” thì các câu trong phần mặc định thuộc loại đó.</w:t>
+              <w:t xml:space="preserve">Tiêu đề phần (không phải câu hỏi). Tên phần có “đúng sai”, “trả lời ngắn” hoặc “tự luận” thì câu không ghi thẻ loại trong phần đó được hiểu theo loại này.</w:t>
             </w:r>
           </w:p>
         </w:tc>
@@ -1054,7 +1051,7 @@
               <w:pStyle w:val="BangHD"/>
             </w:pPr>
             <w:r>
-              <w:t xml:space="preserve">Đánh dấu nhãn phương án đúng khi không có dòng “Đáp án:”. Câu Đúng/Sai: ý có nhãn được đánh dấu là Đúng, các ý còn lại là Sai.</w:t>
+              <w:t xml:space="preserve">Khi không có dòng “Đáp án:”: gạch chân, tô đỏ hoặc tô nền nhãn của phương án đúng (một trong ba cách). Câu Đúng/Sai: ý có nhãn được đánh dấu là Đúng, các ý còn lại là Sai.</w:t>
             </w:r>
           </w:p>
         </w:tc>
@@ -1085,7 +1082,15 @@
                 <w:sz w:val="21"/>
                 <w:szCs w:val="21"/>
               </w:rPr>
-              <w:t xml:space="preserve">. 2     </w:t>
+              <w:t xml:space="preserve">. 2</w:t>
+            </w:r>
+            <w:r>
+              <w:rPr>
+                <w:color w:val="5B6475"/>
+                <w:sz w:val="16"/>
+                <w:szCs w:val="16"/>
+              </w:rPr>
+              <w:t xml:space="preserve">  hoặc  </w:t>
             </w:r>
             <w:r>
               <w:rPr>
@@ -1096,7 +1101,7 @@
                 <w:szCs w:val="21"/>
                 <w:highlight w:val="yellow"/>
               </w:rPr>
-              <w:t xml:space="preserve">C</w:t>
+              <w:t xml:space="preserve">B</w:t>
             </w:r>
             <w:r>
               <w:rPr>
@@ -1104,7 +1109,7 @@
                 <w:sz w:val="21"/>
                 <w:szCs w:val="21"/>
               </w:rPr>
-              <w:t xml:space="preserve">. 3</w:t>
+              <w:t xml:space="preserve">. 2</w:t>
             </w:r>
           </w:p>
         </w:tc>
@@ -1832,7 +1837,7 @@
               <w:pStyle w:val="BangHD"/>
             </w:pPr>
             <w:r>
-              <w:t xml:space="preserve">Đúng/Sai nhiều ý — dạng đề thi THPT từ 2025 (Multiple Dropdowns, hoặc tách thành các câu Đúng/Sai)</w:t>
+              <w:t xml:space="preserve">Đúng/Sai nhiều ý — dạng đề thi THPT từ 2025 (Multiple Dropdowns, hoặc tách thành các câu Đúng/Sai — chọn khi xuất)</w:t>
             </w:r>
           </w:p>
         </w:tc>
@@ -2406,7 +2411,7 @@
         <w:t xml:space="preserve">Không dùng MathType / Equation 3.0: </w:t>
       </w:r>
       <w:r>
-        <w:t xml:space="preserve">công cụ sẽ báo lỗi. Cách chuyển: thẻ MathType → Convert Equations… → chọn chuyển sang Office Math (Word 2007 trở lên) → Convert. Không có MathType thì chụp công thức thành ảnh PNG rồi chèn lại.</w:t>
+        <w:t xml:space="preserve">công cụ sẽ báo lỗi. Cách chuyển: thẻ MathType → Convert Equations… → chọn chuyển sang Office Math (Word 2007 trở lên) → Convert. Không có MathType (hoặc công thức Equation 3.0 của đề cũ) thì gõ lại bằng Alt + =, hoặc chụp công thức thành ảnh PNG rồi chèn.</w:t>
       </w:r>
     </w:p>
     <w:p>
@@ -2480,7 +2485,7 @@
         <w:t xml:space="preserve">$\int_0^1 f(x)\,dx$</w:t>
       </w:r>
       <w:r>
-        <w:t xml:space="preserve"> — công cụ tự chuyển thành công thức.</w:t>
+        <w:t xml:space="preserve"> — trong Word vẫn hiện dạng chữ, công cụ tự chuyển thành công thức (như Câu 10 ví dụ).</w:t>
       </w:r>
     </w:p>
     <w:p>
@@ -2499,7 +2504,7 @@
         <w:t xml:space="preserve">Số thập phân </w:t>
       </w:r>
       <w:r>
-        <w:t xml:space="preserve">viết bằng dấu phẩy như thường lệ (2,5). Riêng câu điền số [SỐ], khi làm bài trên Canvas học sinh gõ dấu chấm (2.5).</w:t>
+        <w:t xml:space="preserve">viết bằng dấu phẩy như thường lệ (2,5). Câu điền số [SỐ]: Canvas chỉ hiểu dấu chấm nên học sinh phải gõ 2.5 — hãy nhắc trong đề. Muốn học sinh gõ dấu phẩy cũng được chấm đúng thì dùng [TLN]: công cụ tự chấp nhận cả 2,5 lẫn 2.5.</w:t>
       </w:r>
     </w:p>
     <w:p>
@@ -2526,7 +2531,7 @@
         <w:t xml:space="preserve">Chèn ảnh PNG/JPG trực tiếp </w:t>
       </w:r>
       <w:r>
-        <w:t xml:space="preserve">(Insert → Pictures), để kiểu In Line with Text (cùng dòng với chữ). Ảnh có thể nằm trong nội dung câu, phương án hoặc lời giải.</w:t>
+        <w:t xml:space="preserve">(Insert → Pictures / Chèn → Ảnh), nên để kiểu In Line with Text (cùng dòng với chữ). Ảnh có thể nằm trong nội dung câu, phương án hoặc lời giải.</w:t>
       </w:r>
     </w:p>
     <w:p>
@@ -2545,7 +2550,7 @@
         <w:t xml:space="preserve">Ghi mô tả ảnh </w:t>
       </w:r>
       <w:r>
-        <w:t xml:space="preserve">(chuột phải vào ảnh → View Alt Text): công cụ đưa mô tả lên Canvas cho học sinh dùng trình đọc màn hình.</w:t>
+        <w:t xml:space="preserve">(chuột phải vào ảnh → View Alt Text / Xem Văn bản Thay thế): công cụ đưa mô tả lên Canvas cho học sinh dùng trình đọc màn hình.</w:t>
       </w:r>
     </w:p>
     <w:p>
@@ -2625,7 +2630,31 @@
         </w:numPr>
       </w:pPr>
       <w:r>
-        <w:t xml:space="preserve">Phương án sai để chữ thường; không tô màu cả trang hay cả câu hỏi.</w:t>
+        <w:t xml:space="preserve">Không gạch chân, tô đỏ hay tô nền nhãn của phương án sai (công cụ sẽ hiểu là đáp án đúng); muốn nhấn mạnh chữ trong đề thì dùng in đậm hoặc in nghiêng.</w:t>
+      </w:r>
+    </w:p>
+    <w:p>
+      <w:pPr>
+        <w:pStyle w:val="HuongDan"/>
+        <w:numPr>
+          <w:ilvl w:val="0"/>
+          <w:numId w:val="1"/>
+        </w:numPr>
+      </w:pPr>
+      <w:r>
+        <w:t xml:space="preserve">Phương án hay câu do Word tự đánh số (A. B. C. D., Câu 1, Câu 2… tự nhảy số) vẫn đọc được bình thường.</w:t>
+      </w:r>
+    </w:p>
+    <w:p>
+      <w:pPr>
+        <w:pStyle w:val="HuongDan"/>
+        <w:numPr>
+          <w:ilvl w:val="0"/>
+          <w:numId w:val="1"/>
+        </w:numPr>
+      </w:pPr>
+      <w:r>
+        <w:t xml:space="preserve">Tệp .doc đời cũ: mở bằng Word → File → Save As → Word Document (.docx) rồi mới nạp.</w:t>
       </w:r>
     </w:p>
     <w:p>
